--- a/agents/output/Veille_Tarifaire_2026-08-13.docx
+++ b/agents/output/Veille_Tarifaire_2026-08-13.docx
@@ -515,7 +515,7 @@
                 <w:color w:val="000000"/>
                 <w:sz w:val="17"/>
               </w:rPr>
-              <w:t>0</w:t>
+              <w:t>1</w:t>
             </w:r>
           </w:p>
         </w:tc>
@@ -543,7 +543,7 @@
                 <w:color w:val="000000"/>
                 <w:sz w:val="17"/>
               </w:rPr>
-              <w:t>Donnees insuffisantes pour ce profil</w:t>
+              <w:t>Pas assez de TJM publies pour tirer une conclusion fiable</w:t>
             </w:r>
           </w:p>
         </w:tc>
@@ -713,7 +713,7 @@
                 <w:color w:val="000000"/>
                 <w:sz w:val="17"/>
               </w:rPr>
-              <w:t>Donnees insuffisantes pour ce profil</w:t>
+              <w:t>Pas assez de TJM publies pour tirer une conclusion fiable</w:t>
             </w:r>
           </w:p>
         </w:tc>
@@ -883,7 +883,7 @@
                 <w:color w:val="000000"/>
                 <w:sz w:val="17"/>
               </w:rPr>
-              <w:t>Donnees insuffisantes pour ce profil</w:t>
+              <w:t>Pas assez de TJM publies pour tirer une conclusion fiable</w:t>
             </w:r>
           </w:p>
         </w:tc>
@@ -1025,7 +1025,7 @@
                 <w:color w:val="000000"/>
                 <w:sz w:val="17"/>
               </w:rPr>
-              <w:t>0</w:t>
+              <w:t>1</w:t>
             </w:r>
           </w:p>
         </w:tc>
@@ -1053,7 +1053,7 @@
                 <w:color w:val="000000"/>
                 <w:sz w:val="17"/>
               </w:rPr>
-              <w:t>Donnees insuffisantes pour ce profil</w:t>
+              <w:t>Pas assez de TJM publies pour tirer une conclusion fiable</w:t>
             </w:r>
           </w:p>
         </w:tc>
@@ -1195,7 +1195,7 @@
                 <w:color w:val="000000"/>
                 <w:sz w:val="17"/>
               </w:rPr>
-              <w:t>0</w:t>
+              <w:t>1</w:t>
             </w:r>
           </w:p>
         </w:tc>
@@ -1223,7 +1223,7 @@
                 <w:color w:val="000000"/>
                 <w:sz w:val="17"/>
               </w:rPr>
-              <w:t>Donnees insuffisantes pour ce profil</w:t>
+              <w:t>Pas assez de TJM publies pour tirer une conclusion fiable</w:t>
             </w:r>
           </w:p>
         </w:tc>
@@ -1302,7 +1302,7 @@
           <w:rFonts w:ascii="Calibri" w:hAnsi="Calibri"/>
           <w:sz w:val="21"/>
         </w:rPr>
-        <w:t>Aucune alerte tarifaire cette semaine. Le positionnement est coherent avec le marche.</w:t>
+        <w:t>Ce mois-ci, pas assez de donnees publiees pour comparer les TJM du marche. Je continue la veille et je referai le point le mois prochain.</w:t>
       </w:r>
     </w:p>
     <w:sectPr>
